--- a/06_documentacao/Documentação da Backup e Recuperação.docx
+++ b/06_documentacao/Documentação da Backup e Recuperação.docx
@@ -74,15 +74,7 @@
         </w:numPr>
       </w:pPr>
       <w:r>
-        <w:t xml:space="preserve">Backup lógico completo via </w:t>
-      </w:r>
-      <w:proofErr w:type="spellStart"/>
-      <w:r>
-        <w:t>pg_dump</w:t>
-      </w:r>
-      <w:proofErr w:type="spellEnd"/>
-      <w:r>
-        <w:t>.</w:t>
+        <w:t>Backup lógico completo via pg_dump.</w:t>
       </w:r>
     </w:p>
     <w:p>
@@ -94,15 +86,7 @@
         </w:numPr>
       </w:pPr>
       <w:r>
-        <w:t>Automação com scripts .</w:t>
-      </w:r>
-      <w:proofErr w:type="spellStart"/>
-      <w:r>
-        <w:t>bat</w:t>
-      </w:r>
-      <w:proofErr w:type="spellEnd"/>
-      <w:r>
-        <w:t xml:space="preserve"> (Windows).</w:t>
+        <w:t>Automação com scripts .bat (Windows).</w:t>
       </w:r>
     </w:p>
     <w:p>
@@ -113,13 +97,8 @@
           <w:numId w:val="11"/>
         </w:numPr>
       </w:pPr>
-      <w:proofErr w:type="spellStart"/>
-      <w:r>
-        <w:t>Logs</w:t>
-      </w:r>
-      <w:proofErr w:type="spellEnd"/>
-      <w:r>
-        <w:t xml:space="preserve"> armazenados em F:\PostgreSQL\Log_BCK.</w:t>
+      <w:r>
+        <w:t>Logs armazenados em F:\PostgreSQL\Log_BCK.</w:t>
       </w:r>
     </w:p>
     <w:p>
@@ -212,29 +191,8 @@
         <w:pStyle w:val="SemEspaamento"/>
       </w:pPr>
       <w:r>
-        <w:t>"C:\Program Files\</w:t>
-      </w:r>
-      <w:proofErr w:type="spellStart"/>
-      <w:r>
-        <w:t>PostgreSQL</w:t>
-      </w:r>
-      <w:proofErr w:type="spellEnd"/>
-      <w:r>
-        <w:t xml:space="preserve">\18\bin\pg_dump.exe" -U </w:t>
-      </w:r>
-      <w:proofErr w:type="spellStart"/>
-      <w:r>
-        <w:t>postgres</w:t>
-      </w:r>
-      <w:proofErr w:type="spellEnd"/>
-      <w:r>
-        <w:t xml:space="preserve"> -p 50484 -F c -b -v -f "E:\teste.dump" </w:t>
-      </w:r>
-      <w:proofErr w:type="spellStart"/>
-      <w:r>
-        <w:t>cv_spacenet</w:t>
-      </w:r>
-      <w:proofErr w:type="spellEnd"/>
+        <w:t>"C:\Program Files\PostgreSQL\18\bin\pg_dump.exe" -U postgres -p 50484 -F c -b -v -f "E:\teste.dump" cv_spacenet</w:t>
+      </w:r>
       <w:r>
         <w:t xml:space="preserve"> </w:t>
       </w:r>
@@ -305,31 +263,7 @@
         <w:pStyle w:val="SemEspaamento"/>
       </w:pPr>
       <w:r>
-        <w:t>"C:\Program Files\</w:t>
-      </w:r>
-      <w:proofErr w:type="spellStart"/>
-      <w:r>
-        <w:t>PostgreSQL</w:t>
-      </w:r>
-      <w:proofErr w:type="spellEnd"/>
-      <w:r>
-        <w:t xml:space="preserve">\18\bin\pg_restore.exe" -U </w:t>
-      </w:r>
-      <w:proofErr w:type="spellStart"/>
-      <w:r>
-        <w:t>postgres</w:t>
-      </w:r>
-      <w:proofErr w:type="spellEnd"/>
-      <w:r>
-        <w:t xml:space="preserve"> -p 50484 -d </w:t>
-      </w:r>
-      <w:proofErr w:type="spellStart"/>
-      <w:r>
-        <w:t>cv_spacenet_test</w:t>
-      </w:r>
-      <w:proofErr w:type="spellEnd"/>
-      <w:r>
-        <w:t xml:space="preserve"> -v "E</w:t>
+        <w:t>"C:\Program Files\PostgreSQL\18\bin\pg_restore.exe" -U postgres -p 50484 -d cv_spacenet_test -v "E</w:t>
       </w:r>
       <w:r>
         <w:t>:\</w:t>
@@ -337,13 +271,9 @@
       <w:r>
         <w:t xml:space="preserve"> </w:t>
       </w:r>
-      <w:proofErr w:type="spellStart"/>
-      <w:proofErr w:type="gramStart"/>
       <w:r>
         <w:t>teste.dump</w:t>
       </w:r>
-      <w:proofErr w:type="spellEnd"/>
-      <w:proofErr w:type="gramEnd"/>
       <w:r>
         <w:t xml:space="preserve"> </w:t>
       </w:r>
@@ -792,17 +722,8 @@
           <w:b/>
           <w:bCs/>
         </w:rPr>
-        <w:t>Windows → .</w:t>
-      </w:r>
-      <w:proofErr w:type="spellStart"/>
-      <w:r>
-        <w:rPr>
-          <w:b/>
-          <w:bCs/>
-        </w:rPr>
-        <w:t>bat</w:t>
-      </w:r>
-      <w:proofErr w:type="spellEnd"/>
+        <w:t>Windows → .bat</w:t>
+      </w:r>
     </w:p>
     <w:p>
       <w:pPr>
@@ -812,13 +733,8 @@
         <w:t xml:space="preserve">Script de backup </w:t>
       </w:r>
       <w:r>
-        <w:t>.</w:t>
-      </w:r>
-      <w:proofErr w:type="spellStart"/>
-      <w:r>
-        <w:t>bat</w:t>
-      </w:r>
-      <w:proofErr w:type="spellEnd"/>
+        <w:t>.bat</w:t>
+      </w:r>
     </w:p>
     <w:p>
       <w:pPr>
@@ -828,21 +744,8 @@
         <w:t xml:space="preserve"> em: </w:t>
       </w:r>
       <w:r>
-        <w:t>CV-</w:t>
-      </w:r>
-      <w:proofErr w:type="spellStart"/>
-      <w:r>
-        <w:t>SpaceNet_DBA_Project</w:t>
-      </w:r>
-      <w:proofErr w:type="spellEnd"/>
-      <w:r>
-        <w:t>\04_backup\</w:t>
-      </w:r>
-      <w:proofErr w:type="spellStart"/>
-      <w:r>
-        <w:t>scripts_backup</w:t>
-      </w:r>
-      <w:proofErr w:type="spellEnd"/>
+        <w:t>CV-SpaceNet_DBA_Project\04_backup\scripts_backup</w:t>
+      </w:r>
       <w:r>
         <w:t>\BCK.bat</w:t>
       </w:r>
@@ -852,32 +755,11 @@
         <w:pStyle w:val="SemEspaamento"/>
       </w:pPr>
       <w:r>
-        <w:t xml:space="preserve">log do </w:t>
-      </w:r>
-      <w:proofErr w:type="spellStart"/>
-      <w:r>
-        <w:t>Scritp</w:t>
-      </w:r>
-      <w:proofErr w:type="spellEnd"/>
-      <w:r>
-        <w:t xml:space="preserve"> em: </w:t>
-      </w:r>
-      <w:r>
-        <w:t>CV-</w:t>
-      </w:r>
-      <w:proofErr w:type="spellStart"/>
-      <w:r>
-        <w:t>SpaceNet_DBA_Project</w:t>
-      </w:r>
-      <w:proofErr w:type="spellEnd"/>
-      <w:r>
-        <w:t>\04_backup\</w:t>
-      </w:r>
-      <w:proofErr w:type="spellStart"/>
-      <w:r>
-        <w:t>bck_log</w:t>
-      </w:r>
-      <w:proofErr w:type="spellEnd"/>
+        <w:t xml:space="preserve">log do Scritp em: </w:t>
+      </w:r>
+      <w:r>
+        <w:t>CV-SpaceNet_DBA_Project\04_backup\bck_log</w:t>
+      </w:r>
       <w:r>
         <w:t>\</w:t>
       </w:r>
@@ -904,32 +786,11 @@
         <w:t xml:space="preserve">Recuperação </w:t>
       </w:r>
       <w:r>
-        <w:t>.</w:t>
-      </w:r>
-      <w:proofErr w:type="spellStart"/>
-      <w:r>
-        <w:t>bat</w:t>
-      </w:r>
-      <w:proofErr w:type="spellEnd"/>
-      <w:r>
-        <w:t xml:space="preserve"> em: </w:t>
-      </w:r>
-      <w:r>
-        <w:t>CV-</w:t>
-      </w:r>
-      <w:proofErr w:type="spellStart"/>
-      <w:r>
-        <w:t>SpaceNet_DBA_Project</w:t>
-      </w:r>
-      <w:proofErr w:type="spellEnd"/>
-      <w:r>
-        <w:t>\04_backup\</w:t>
-      </w:r>
-      <w:proofErr w:type="spellStart"/>
-      <w:r>
-        <w:t>scripts_backup</w:t>
-      </w:r>
-      <w:proofErr w:type="spellEnd"/>
+        <w:t xml:space="preserve">.bat em: </w:t>
+      </w:r>
+      <w:r>
+        <w:t>CV-SpaceNet_DBA_Project\04_backup\scripts_backup</w:t>
+      </w:r>
       <w:r>
         <w:t>\</w:t>
       </w:r>
@@ -942,32 +803,11 @@
         <w:pStyle w:val="SemEspaamento"/>
       </w:pPr>
       <w:r>
-        <w:t xml:space="preserve">log do </w:t>
-      </w:r>
-      <w:proofErr w:type="spellStart"/>
-      <w:r>
-        <w:t>Scritp</w:t>
-      </w:r>
-      <w:proofErr w:type="spellEnd"/>
-      <w:r>
-        <w:t xml:space="preserve"> em: </w:t>
-      </w:r>
-      <w:r>
-        <w:t>CV-</w:t>
-      </w:r>
-      <w:proofErr w:type="spellStart"/>
-      <w:r>
-        <w:t>SpaceNet_DBA_Project</w:t>
-      </w:r>
-      <w:proofErr w:type="spellEnd"/>
-      <w:r>
-        <w:t>\04_backup\</w:t>
-      </w:r>
-      <w:proofErr w:type="spellStart"/>
-      <w:r>
-        <w:t>bck_log</w:t>
-      </w:r>
-      <w:proofErr w:type="spellEnd"/>
+        <w:t xml:space="preserve">log do Scritp em: </w:t>
+      </w:r>
+      <w:r>
+        <w:t>CV-SpaceNet_DBA_Project\04_backup\bck_log</w:t>
+      </w:r>
       <w:r>
         <w:t>\</w:t>
       </w:r>
@@ -1176,32 +1016,11 @@
         <w:t xml:space="preserve">Para recuperar a base de dados foi executado o </w:t>
       </w:r>
       <w:r>
-        <w:t>Script de Recuperação .</w:t>
-      </w:r>
-      <w:proofErr w:type="spellStart"/>
-      <w:r>
-        <w:t>bat</w:t>
-      </w:r>
-      <w:proofErr w:type="spellEnd"/>
-      <w:r>
-        <w:t xml:space="preserve"> em: </w:t>
-      </w:r>
-      <w:r>
-        <w:t>CV-</w:t>
-      </w:r>
-      <w:proofErr w:type="spellStart"/>
-      <w:r>
-        <w:t>SpaceNet_DBA_Project</w:t>
-      </w:r>
-      <w:proofErr w:type="spellEnd"/>
-      <w:r>
-        <w:t>\04_backup\</w:t>
-      </w:r>
-      <w:proofErr w:type="spellStart"/>
-      <w:r>
-        <w:t>scripts_backup</w:t>
-      </w:r>
-      <w:proofErr w:type="spellEnd"/>
+        <w:t xml:space="preserve">Script de Recuperação .bat em: </w:t>
+      </w:r>
+      <w:r>
+        <w:t>CV-SpaceNet_DBA_Project\04_backup\scripts_backup</w:t>
+      </w:r>
       <w:r>
         <w:t>\</w:t>
       </w:r>
@@ -1354,15 +1173,7 @@
         <w:pStyle w:val="SemEspaamento"/>
       </w:pPr>
       <w:r>
-        <w:t xml:space="preserve">Ao definir o caminho pede o nome da base de dados por onde irá fazer o restauro, se essa base de dados não existir é criada automaticamente pelo </w:t>
-      </w:r>
-      <w:proofErr w:type="spellStart"/>
-      <w:r>
-        <w:t>scritp</w:t>
-      </w:r>
-      <w:proofErr w:type="spellEnd"/>
-      <w:r>
-        <w:t>:</w:t>
+        <w:t>Ao definir o caminho pede o nome da base de dados por onde irá fazer o restauro, se essa base de dados não existir é criada automaticamente pelo scritp:</w:t>
       </w:r>
     </w:p>
     <w:p>
@@ -1500,15 +1311,7 @@
         <w:pStyle w:val="SemEspaamento"/>
       </w:pPr>
       <w:r>
-        <w:t xml:space="preserve">Inicio do Arquivo de log gerado pela recuperação da base de dados </w:t>
-      </w:r>
-      <w:proofErr w:type="spellStart"/>
-      <w:r>
-        <w:t>cv_spacenet</w:t>
-      </w:r>
-      <w:proofErr w:type="spellEnd"/>
-      <w:r>
-        <w:t>:</w:t>
+        <w:t>Inicio do Arquivo de log gerado pela recuperação da base de dados cv_spacenet:</w:t>
       </w:r>
     </w:p>
     <w:p>
@@ -1580,15 +1383,7 @@
         <w:t xml:space="preserve">Fim </w:t>
       </w:r>
       <w:r>
-        <w:t xml:space="preserve">do Arquivo de log gerado pela recuperação da base de dados </w:t>
-      </w:r>
-      <w:proofErr w:type="spellStart"/>
-      <w:r>
-        <w:t>cv_spacenet</w:t>
-      </w:r>
-      <w:proofErr w:type="spellEnd"/>
-      <w:r>
-        <w:t>:</w:t>
+        <w:t>do Arquivo de log gerado pela recuperação da base de dados cv_spacenet:</w:t>
       </w:r>
     </w:p>
     <w:p>
@@ -1666,21 +1461,8 @@
         <w:pStyle w:val="SemEspaamento"/>
       </w:pPr>
       <w:r>
-        <w:t>CV-</w:t>
-      </w:r>
-      <w:proofErr w:type="spellStart"/>
-      <w:r>
-        <w:t>SpaceNet_DBA_Project</w:t>
-      </w:r>
-      <w:proofErr w:type="spellEnd"/>
-      <w:r>
-        <w:t>\04_backup\</w:t>
-      </w:r>
-      <w:proofErr w:type="spellStart"/>
-      <w:r>
-        <w:t>bck_log</w:t>
-      </w:r>
-      <w:proofErr w:type="spellEnd"/>
+        <w:t>CV-SpaceNet_DBA_Project\04_backup\bck_log</w:t>
+      </w:r>
       <w:r>
         <w:t>\02_</w:t>
       </w:r>
@@ -1709,15 +1491,7 @@
         <w:t xml:space="preserve">O resultado do script SQL usado para validar a integridade da base de dados se encontra em </w:t>
       </w:r>
       <w:r>
-        <w:t>CV-</w:t>
-      </w:r>
-      <w:proofErr w:type="spellStart"/>
-      <w:r>
-        <w:t>SpaceNet_DBA_Project</w:t>
-      </w:r>
-      <w:proofErr w:type="spellEnd"/>
-      <w:r>
-        <w:t>\03_scripts_sql</w:t>
+        <w:t>CV-SpaceNet_DBA_Project\03_scripts_sql</w:t>
       </w:r>
       <w:r>
         <w:t>\</w:t>
@@ -1783,11 +1557,443 @@
     </w:p>
     <w:p>
       <w:pPr>
-        <w:pStyle w:val="SemEspaamento"/>
-      </w:pPr>
+        <w:ind w:left="0" w:firstLine="0"/>
+        <w:rPr>
+          <w:b/>
+          <w:bCs/>
+        </w:rPr>
+      </w:pPr>
+      <w:r>
+        <w:rPr>
+          <w:b/>
+          <w:bCs/>
+        </w:rPr>
+        <w:t>--</w:t>
+      </w:r>
+      <w:r>
+        <w:rPr>
+          <w:b/>
+          <w:bCs/>
+        </w:rPr>
+        <w:t>Verificar se existem valores nulos em campos obrigatórios</w:t>
+      </w:r>
+    </w:p>
+    <w:p>
+      <w:r>
+        <w:t>SELECT COUNT(*) FROM core.satelite WHERE nome IS NULL;</w:t>
+      </w:r>
+    </w:p>
+    <w:p>
+      <w:r>
+        <w:drawing>
+          <wp:inline distT="0" distB="0" distL="0" distR="0" wp14:anchorId="629E1DB3" wp14:editId="47E445B0">
+            <wp:extent cx="5400040" cy="1499870"/>
+            <wp:effectExtent l="0" t="0" r="0" b="5080"/>
+            <wp:docPr id="363941786" name="Imagem 1"/>
+            <wp:cNvGraphicFramePr>
+              <a:graphicFrameLocks xmlns:a="http://schemas.openxmlformats.org/drawingml/2006/main" noChangeAspect="1"/>
+            </wp:cNvGraphicFramePr>
+            <a:graphic xmlns:a="http://schemas.openxmlformats.org/drawingml/2006/main">
+              <a:graphicData uri="http://schemas.openxmlformats.org/drawingml/2006/picture">
+                <pic:pic xmlns:pic="http://schemas.openxmlformats.org/drawingml/2006/picture">
+                  <pic:nvPicPr>
+                    <pic:cNvPr id="363941786" name=""/>
+                    <pic:cNvPicPr/>
+                  </pic:nvPicPr>
+                  <pic:blipFill>
+                    <a:blip r:embed="rId22"/>
+                    <a:stretch>
+                      <a:fillRect/>
+                    </a:stretch>
+                  </pic:blipFill>
+                  <pic:spPr>
+                    <a:xfrm>
+                      <a:off x="0" y="0"/>
+                      <a:ext cx="5400040" cy="1499870"/>
+                    </a:xfrm>
+                    <a:prstGeom prst="rect">
+                      <a:avLst/>
+                    </a:prstGeom>
+                  </pic:spPr>
+                </pic:pic>
+              </a:graphicData>
+            </a:graphic>
+          </wp:inline>
+        </w:drawing>
+      </w:r>
+    </w:p>
+    <w:p>
+      <w:r>
+        <w:t>SELECT COUNT(*) FROM core.satelite WHERE agencia IS NULL;</w:t>
+      </w:r>
+    </w:p>
+    <w:p>
+      <w:r>
+        <w:lastRenderedPageBreak/>
+        <w:drawing>
+          <wp:inline distT="0" distB="0" distL="0" distR="0" wp14:anchorId="3C2DD895" wp14:editId="3F1DA562">
+            <wp:extent cx="5400040" cy="1536700"/>
+            <wp:effectExtent l="0" t="0" r="0" b="6350"/>
+            <wp:docPr id="1475743463" name="Imagem 1"/>
+            <wp:cNvGraphicFramePr>
+              <a:graphicFrameLocks xmlns:a="http://schemas.openxmlformats.org/drawingml/2006/main" noChangeAspect="1"/>
+            </wp:cNvGraphicFramePr>
+            <a:graphic xmlns:a="http://schemas.openxmlformats.org/drawingml/2006/main">
+              <a:graphicData uri="http://schemas.openxmlformats.org/drawingml/2006/picture">
+                <pic:pic xmlns:pic="http://schemas.openxmlformats.org/drawingml/2006/picture">
+                  <pic:nvPicPr>
+                    <pic:cNvPr id="1475743463" name=""/>
+                    <pic:cNvPicPr/>
+                  </pic:nvPicPr>
+                  <pic:blipFill>
+                    <a:blip r:embed="rId23"/>
+                    <a:stretch>
+                      <a:fillRect/>
+                    </a:stretch>
+                  </pic:blipFill>
+                  <pic:spPr>
+                    <a:xfrm>
+                      <a:off x="0" y="0"/>
+                      <a:ext cx="5400040" cy="1536700"/>
+                    </a:xfrm>
+                    <a:prstGeom prst="rect">
+                      <a:avLst/>
+                    </a:prstGeom>
+                  </pic:spPr>
+                </pic:pic>
+              </a:graphicData>
+            </a:graphic>
+          </wp:inline>
+        </w:drawing>
+      </w:r>
+    </w:p>
+    <w:p>
+      <w:pPr>
+        <w:pStyle w:val="SemEspaamento"/>
+        <w:rPr>
+          <w:b/>
+          <w:bCs/>
+        </w:rPr>
+      </w:pPr>
+      <w:r>
+        <w:t>SELECT COUNT(*) FROM core.satelite WHERE data_lancamento IS NULL;</w:t>
+      </w:r>
+      <w:r>
+        <w:rPr>
+          <w:b/>
+          <w:bCs/>
+        </w:rPr>
+        <w:t xml:space="preserve"> </w:t>
+      </w:r>
+    </w:p>
+    <w:p>
+      <w:pPr>
+        <w:pStyle w:val="SemEspaamento"/>
+        <w:rPr>
+          <w:b/>
+          <w:bCs/>
+        </w:rPr>
+      </w:pPr>
+    </w:p>
+    <w:p>
+      <w:pPr>
+        <w:pStyle w:val="SemEspaamento"/>
+        <w:rPr>
+          <w:b/>
+          <w:bCs/>
+        </w:rPr>
+      </w:pPr>
+      <w:r>
+        <w:rPr>
+          <w:b/>
+          <w:bCs/>
+        </w:rPr>
+        <w:drawing>
+          <wp:inline distT="0" distB="0" distL="0" distR="0" wp14:anchorId="25618619" wp14:editId="0397CA6B">
+            <wp:extent cx="5400040" cy="1525905"/>
+            <wp:effectExtent l="0" t="0" r="0" b="0"/>
+            <wp:docPr id="876284465" name="Imagem 1"/>
+            <wp:cNvGraphicFramePr>
+              <a:graphicFrameLocks xmlns:a="http://schemas.openxmlformats.org/drawingml/2006/main" noChangeAspect="1"/>
+            </wp:cNvGraphicFramePr>
+            <a:graphic xmlns:a="http://schemas.openxmlformats.org/drawingml/2006/main">
+              <a:graphicData uri="http://schemas.openxmlformats.org/drawingml/2006/picture">
+                <pic:pic xmlns:pic="http://schemas.openxmlformats.org/drawingml/2006/picture">
+                  <pic:nvPicPr>
+                    <pic:cNvPr id="876284465" name=""/>
+                    <pic:cNvPicPr/>
+                  </pic:nvPicPr>
+                  <pic:blipFill>
+                    <a:blip r:embed="rId24"/>
+                    <a:stretch>
+                      <a:fillRect/>
+                    </a:stretch>
+                  </pic:blipFill>
+                  <pic:spPr>
+                    <a:xfrm>
+                      <a:off x="0" y="0"/>
+                      <a:ext cx="5400040" cy="1525905"/>
+                    </a:xfrm>
+                    <a:prstGeom prst="rect">
+                      <a:avLst/>
+                    </a:prstGeom>
+                  </pic:spPr>
+                </pic:pic>
+              </a:graphicData>
+            </a:graphic>
+          </wp:inline>
+        </w:drawing>
+      </w:r>
+    </w:p>
+    <w:p>
+      <w:pPr>
+        <w:pStyle w:val="SemEspaamento"/>
+        <w:rPr>
+          <w:b/>
+          <w:bCs/>
+        </w:rPr>
+      </w:pPr>
+    </w:p>
+    <w:p>
+      <w:pPr>
+        <w:pStyle w:val="SemEspaamento"/>
+        <w:rPr>
+          <w:b/>
+          <w:bCs/>
+        </w:rPr>
+      </w:pPr>
+    </w:p>
+    <w:p>
+      <w:pPr>
+        <w:pStyle w:val="SemEspaamento"/>
+      </w:pPr>
+      <w:r>
+        <w:t>SELECT COUNT(*) FROM core.satelite WHERE data_lancamento &gt; CURRENT_DATE;</w:t>
+      </w:r>
+    </w:p>
+    <w:p>
+      <w:pPr>
+        <w:pStyle w:val="SemEspaamento"/>
+      </w:pPr>
+    </w:p>
+    <w:p>
+      <w:pPr>
+        <w:pStyle w:val="SemEspaamento"/>
+      </w:pPr>
+      <w:r>
+        <w:drawing>
+          <wp:inline distT="0" distB="0" distL="0" distR="0" wp14:anchorId="50A12929" wp14:editId="4BBA6D84">
+            <wp:extent cx="5400040" cy="1617345"/>
+            <wp:effectExtent l="0" t="0" r="0" b="1905"/>
+            <wp:docPr id="1771053665" name="Imagem 1"/>
+            <wp:cNvGraphicFramePr>
+              <a:graphicFrameLocks xmlns:a="http://schemas.openxmlformats.org/drawingml/2006/main" noChangeAspect="1"/>
+            </wp:cNvGraphicFramePr>
+            <a:graphic xmlns:a="http://schemas.openxmlformats.org/drawingml/2006/main">
+              <a:graphicData uri="http://schemas.openxmlformats.org/drawingml/2006/picture">
+                <pic:pic xmlns:pic="http://schemas.openxmlformats.org/drawingml/2006/picture">
+                  <pic:nvPicPr>
+                    <pic:cNvPr id="1771053665" name=""/>
+                    <pic:cNvPicPr/>
+                  </pic:nvPicPr>
+                  <pic:blipFill>
+                    <a:blip r:embed="rId25"/>
+                    <a:stretch>
+                      <a:fillRect/>
+                    </a:stretch>
+                  </pic:blipFill>
+                  <pic:spPr>
+                    <a:xfrm>
+                      <a:off x="0" y="0"/>
+                      <a:ext cx="5400040" cy="1617345"/>
+                    </a:xfrm>
+                    <a:prstGeom prst="rect">
+                      <a:avLst/>
+                    </a:prstGeom>
+                  </pic:spPr>
+                </pic:pic>
+              </a:graphicData>
+            </a:graphic>
+          </wp:inline>
+        </w:drawing>
+      </w:r>
+    </w:p>
+    <w:p>
+      <w:pPr>
+        <w:pStyle w:val="SemEspaamento"/>
+      </w:pPr>
+    </w:p>
+    <w:p>
+      <w:pPr>
+        <w:pStyle w:val="SemEspaamento"/>
+      </w:pPr>
+      <w:r>
+        <w:t>Verificar se existem registros duplicados, contando quantos valores únicos existem na coluna id_satelite.</w:t>
+      </w:r>
+    </w:p>
+    <w:p>
+      <w:pPr>
+        <w:pStyle w:val="SemEspaamento"/>
+      </w:pPr>
+      <w:r>
+        <w:t>SELECT COUNT(DISTINCT id_satelite) FROM core.satelite;</w:t>
+      </w:r>
+    </w:p>
+    <w:p>
+      <w:pPr>
+        <w:pStyle w:val="SemEspaamento"/>
+        <w:rPr>
+          <w:b/>
+          <w:bCs/>
+        </w:rPr>
+      </w:pPr>
+    </w:p>
+    <w:p>
+      <w:pPr>
+        <w:pStyle w:val="SemEspaamento"/>
+        <w:rPr>
+          <w:b/>
+          <w:bCs/>
+        </w:rPr>
+      </w:pPr>
+      <w:r>
+        <w:rPr>
+          <w:b/>
+          <w:bCs/>
+        </w:rPr>
+        <w:lastRenderedPageBreak/>
+        <w:drawing>
+          <wp:inline distT="0" distB="0" distL="0" distR="0" wp14:anchorId="5B371B0D" wp14:editId="491E73DC">
+            <wp:extent cx="5400040" cy="1596390"/>
+            <wp:effectExtent l="0" t="0" r="0" b="3810"/>
+            <wp:docPr id="904130552" name="Imagem 1"/>
+            <wp:cNvGraphicFramePr>
+              <a:graphicFrameLocks xmlns:a="http://schemas.openxmlformats.org/drawingml/2006/main" noChangeAspect="1"/>
+            </wp:cNvGraphicFramePr>
+            <a:graphic xmlns:a="http://schemas.openxmlformats.org/drawingml/2006/main">
+              <a:graphicData uri="http://schemas.openxmlformats.org/drawingml/2006/picture">
+                <pic:pic xmlns:pic="http://schemas.openxmlformats.org/drawingml/2006/picture">
+                  <pic:nvPicPr>
+                    <pic:cNvPr id="904130552" name=""/>
+                    <pic:cNvPicPr/>
+                  </pic:nvPicPr>
+                  <pic:blipFill>
+                    <a:blip r:embed="rId26"/>
+                    <a:stretch>
+                      <a:fillRect/>
+                    </a:stretch>
+                  </pic:blipFill>
+                  <pic:spPr>
+                    <a:xfrm>
+                      <a:off x="0" y="0"/>
+                      <a:ext cx="5400040" cy="1596390"/>
+                    </a:xfrm>
+                    <a:prstGeom prst="rect">
+                      <a:avLst/>
+                    </a:prstGeom>
+                  </pic:spPr>
+                </pic:pic>
+              </a:graphicData>
+            </a:graphic>
+          </wp:inline>
+        </w:drawing>
+      </w:r>
+    </w:p>
+    <w:p>
+      <w:pPr>
+        <w:pStyle w:val="SemEspaamento"/>
+        <w:rPr>
+          <w:b/>
+          <w:bCs/>
+        </w:rPr>
+      </w:pPr>
+    </w:p>
+    <w:p>
+      <w:pPr>
+        <w:pStyle w:val="SemEspaamento"/>
+      </w:pPr>
+      <w:r>
+        <w:t>SELECT</w:t>
+      </w:r>
+      <w:r>
+        <w:t xml:space="preserve"> * </w:t>
+      </w:r>
+      <w:r>
+        <w:t>FROM</w:t>
+      </w:r>
+      <w:r>
+        <w:t xml:space="preserve"> core.satelite;</w:t>
+      </w:r>
+    </w:p>
+    <w:p>
+      <w:pPr>
+        <w:pStyle w:val="SemEspaamento"/>
+        <w:rPr>
+          <w:b/>
+          <w:bCs/>
+        </w:rPr>
+      </w:pPr>
+    </w:p>
+    <w:p>
+      <w:pPr>
+        <w:pStyle w:val="SemEspaamento"/>
+        <w:rPr>
+          <w:b/>
+          <w:bCs/>
+        </w:rPr>
+      </w:pPr>
+      <w:r>
+        <w:rPr>
+          <w:b/>
+          <w:bCs/>
+        </w:rPr>
+        <w:drawing>
+          <wp:inline distT="0" distB="0" distL="0" distR="0" wp14:anchorId="740DE2C6" wp14:editId="1CC9AFB4">
+            <wp:extent cx="5400040" cy="2261235"/>
+            <wp:effectExtent l="0" t="0" r="0" b="5715"/>
+            <wp:docPr id="1913296578" name="Imagem 1"/>
+            <wp:cNvGraphicFramePr>
+              <a:graphicFrameLocks xmlns:a="http://schemas.openxmlformats.org/drawingml/2006/main" noChangeAspect="1"/>
+            </wp:cNvGraphicFramePr>
+            <a:graphic xmlns:a="http://schemas.openxmlformats.org/drawingml/2006/main">
+              <a:graphicData uri="http://schemas.openxmlformats.org/drawingml/2006/picture">
+                <pic:pic xmlns:pic="http://schemas.openxmlformats.org/drawingml/2006/picture">
+                  <pic:nvPicPr>
+                    <pic:cNvPr id="1913296578" name=""/>
+                    <pic:cNvPicPr/>
+                  </pic:nvPicPr>
+                  <pic:blipFill>
+                    <a:blip r:embed="rId27"/>
+                    <a:stretch>
+                      <a:fillRect/>
+                    </a:stretch>
+                  </pic:blipFill>
+                  <pic:spPr>
+                    <a:xfrm>
+                      <a:off x="0" y="0"/>
+                      <a:ext cx="5400040" cy="2261235"/>
+                    </a:xfrm>
+                    <a:prstGeom prst="rect">
+                      <a:avLst/>
+                    </a:prstGeom>
+                  </pic:spPr>
+                </pic:pic>
+              </a:graphicData>
+            </a:graphic>
+          </wp:inline>
+        </w:drawing>
+      </w:r>
+    </w:p>
+    <w:p>
+      <w:pPr>
+        <w:pStyle w:val="SemEspaamento"/>
+      </w:pPr>
+      <w:r>
+        <w:t>Conclusão a base de dados foi recuperada com sucesso.</w:t>
+      </w:r>
     </w:p>
     <w:sectPr>
-      <w:headerReference w:type="default" r:id="rId22"/>
+      <w:headerReference w:type="default" r:id="rId28"/>
       <w:pgSz w:w="11906" w:h="16838"/>
       <w:pgMar w:top="1417" w:right="1701" w:bottom="1417" w:left="1701" w:header="708" w:footer="708" w:gutter="0"/>
       <w:cols w:space="708"/>
@@ -1979,51 +2185,7 @@
         <w:sz w:val="20"/>
         <w:szCs w:val="28"/>
       </w:rPr>
-      <w:t xml:space="preserve">Trabalho Pratico Final do </w:t>
-    </w:r>
-    <w:proofErr w:type="spellStart"/>
-    <w:r>
-      <w:rPr>
-        <w:b/>
-        <w:i/>
-        <w:color w:val="00B0F0"/>
-        <w:sz w:val="20"/>
-        <w:szCs w:val="28"/>
-      </w:rPr>
-      <w:t>GrupoA_PostgreSQL</w:t>
-    </w:r>
-    <w:proofErr w:type="spellEnd"/>
-    <w:r>
-      <w:rPr>
-        <w:b/>
-        <w:i/>
-        <w:color w:val="00B0F0"/>
-        <w:sz w:val="20"/>
-        <w:szCs w:val="28"/>
-      </w:rPr>
-      <w:t xml:space="preserve"> – Admirson, </w:t>
-    </w:r>
-    <w:proofErr w:type="spellStart"/>
-    <w:r>
-      <w:rPr>
-        <w:b/>
-        <w:i/>
-        <w:color w:val="00B0F0"/>
-        <w:sz w:val="20"/>
-        <w:szCs w:val="28"/>
-      </w:rPr>
-      <w:t>Delton</w:t>
-    </w:r>
-    <w:proofErr w:type="spellEnd"/>
-    <w:r>
-      <w:rPr>
-        <w:b/>
-        <w:i/>
-        <w:color w:val="00B0F0"/>
-        <w:sz w:val="20"/>
-        <w:szCs w:val="28"/>
-      </w:rPr>
-      <w:t xml:space="preserve"> e Gilson</w:t>
+      <w:t>Trabalho Pratico Final do GrupoA_PostgreSQL – Admirson, Delton e Gilson</w:t>
     </w:r>
   </w:p>
   <w:p>
@@ -3824,7 +3986,7 @@
   <w:style w:type="paragraph" w:default="1" w:styleId="Normal">
     <w:name w:val="Normal"/>
     <w:qFormat/>
-    <w:rsid w:val="00E75E29"/>
+    <w:rsid w:val="00446EDB"/>
     <w:pPr>
       <w:spacing w:after="274" w:line="259" w:lineRule="auto"/>
       <w:ind w:left="10" w:right="559" w:hanging="10"/>
